--- a/courts/sixth-circuit/ohio/state/supreme-court/motion-brief/usage/OUTPUT-motion-brief.docx
+++ b/courts/sixth-circuit/ohio/state/supreme-court/motion-brief/usage/OUTPUT-motion-brief.docx
@@ -296,9 +296,7 @@
               <w:t xml:space="preserve"> </w:t>
             </w:r>
             <w:r>
-              <w:t xml:space="preserve">2024</w:t>
-              <w:noBreakHyphen/>
-              <w:t xml:space="preserve">0161</w:t>
+              <w:t xml:space="preserve">2024-⁠0161</w:t>
             </w:r>
           </w:p>
           <w:p>
@@ -658,9 +656,7 @@
               <w:t xml:space="preserve"> </w:t>
             </w:r>
             <w:r>
-              <w:t xml:space="preserve">263</w:t>
-              <w:noBreakHyphen/>
-              <w:t xml:space="preserve">7000</w:t>
+              <w:t xml:space="preserve">263-⁠7000</w:t>
             </w:r>
           </w:p>
           <w:p>
@@ -793,9 +789,7 @@
               <w:t xml:space="preserve"> </w:t>
             </w:r>
             <w:r>
-              <w:t xml:space="preserve">656</w:t>
-              <w:noBreakHyphen/>
-              <w:t xml:space="preserve">0176</w:t>
+              <w:t xml:space="preserve">656-⁠0176</w:t>
             </w:r>
           </w:p>
           <w:p>
@@ -950,9 +944,7 @@
               <w:t xml:space="preserve"> </w:t>
             </w:r>
             <w:r>
-              <w:t xml:space="preserve">968</w:t>
-              <w:noBreakHyphen/>
-              <w:t xml:space="preserve">4490</w:t>
+              <w:t xml:space="preserve">968-⁠4490</w:t>
             </w:r>
           </w:p>
           <w:p>
@@ -1275,11 +1267,7 @@
               <w:t xml:space="preserve"> </w:t>
             </w:r>
             <w:r>
-              <w:t xml:space="preserve">614</w:t>
-              <w:noBreakHyphen/>
-              <w:t xml:space="preserve">466</w:t>
-              <w:noBreakHyphen/>
-              <w:t xml:space="preserve">2872</w:t>
+              <w:t xml:space="preserve">614-⁠466-⁠2872</w:t>
             </w:r>
             <w:r>
               <w:t xml:space="preserve"> </w:t>
@@ -1297,11 +1285,7 @@
               <w:t xml:space="preserve"> </w:t>
             </w:r>
             <w:r>
-              <w:t xml:space="preserve">614</w:t>
-              <w:noBreakHyphen/>
-              <w:t xml:space="preserve">728</w:t>
-              <w:noBreakHyphen/>
-              <w:t xml:space="preserve">7592</w:t>
+              <w:t xml:space="preserve">614-⁠728-⁠7592</w:t>
             </w:r>
           </w:p>
           <w:p>
@@ -2240,13 +2224,7 @@
         <w:pStyle w:val="BodyText"/>
       </w:pPr>
       <w:r>
-        <w:t xml:space="preserve">Based on any interpretive methodology, Relators are wrong. The governing statute, R.C. 3519.01(A), is unambiguous. For purposes of the Attorney General’s certification authority, the statute categorizes the written petition submitted to the Attorney General as containing either (1) the text of the amendment or (2) the summary language describing it. Under that framework and the ordinary meaning of “summary,” the Attorney General may review the title. Indeed, in a similar context, this Court recently concluded that “[m]ore so than the text, the title immediately alerts signers to the nature of the proposed legislation.” State ex rel. Hildreth v. LaRose, 2023-Ohio</w:t>
-      </w:r>
-      <w:r>
-        <w:noBreakHyphen/>
-      </w:r>
-      <w:r>
-        <w:t xml:space="preserve">3667, ¶ 17 (quotations omitted). And this Court has long been concerned with petition or ballot language that inaccurately summarizes a proposed constitutional amendment and risks misleading signers or voters. See, e.g., Thrailkill v. Smith, 106 Ohio St. 1, 11, 138 N.E. 532 (1922). If adopted, Relators’ statutory interpretation would permit unreviewable and inaccurate titles— from all sides of the political spectrum—to mislead Ohioans into supporting constitutional amendments they would not otherwise support. And in a TikTok age where everyone is skimming, the title of a proposed amendment to Ohio’s Constitution is even more significant.</w:t>
+        <w:t xml:space="preserve">Based on any interpretive methodology, Relators are wrong. The governing statute, R.C. 3519.01(A), is unambiguous. For purposes of the Attorney General’s certification authority, the statute categorizes the written petition submitted to the Attorney General as containing either (1) the text of the amendment or (2) the summary language describing it. Under that framework and the ordinary meaning of “summary,” the Attorney General may review the title. Indeed, in a similar context, this Court recently concluded that “[m]ore so than the text, the title immediately alerts signers to the nature of the proposed legislation.” State ex rel. Hildreth v. LaRose, 2023-Ohio-⁠3667, ¶ 17 (quotations omitted). And this Court has long been concerned with petition or ballot language that inaccurately summarizes a proposed constitutional amendment and risks misleading signers or voters. See, e.g., Thrailkill v. Smith, 106 Ohio St. 1, 11, 138 N.E. 532 (1922). If adopted, Relators’ statutory interpretation would permit unreviewable and inaccurate titles— from all sides of the political spectrum—to mislead Ohioans into supporting constitutional amendments they would not otherwise support. And in a TikTok age where everyone is skimming, the title of a proposed amendment to Ohio’s Constitution is even more significant.</w:t>
       </w:r>
     </w:p>
     <w:p>
@@ -2328,25 +2306,7 @@
         <w:pStyle w:val="BodyText"/>
       </w:pPr>
       <w:r>
-        <w:t xml:space="preserve">On December 19, 2023, Relators submitted to the Attorney General a statewide initiative petition that included the text and summary of a proposed constitutional amendment entitled “Secure And Fair Elections.” Compl. Exs. 7</w:t>
-      </w:r>
-      <w:r>
-        <w:noBreakHyphen/>
-      </w:r>
-      <w:r>
-        <w:t xml:space="preserve">8. Later that month, the Attorney General declined to certify the summary as fair and truthful, citing multiple omissions and misstatements. Compl. Ex. 9. In that letter, the Attorney General explained the misleading aspects of the term “Secure And Fair Elections” to summarize the proposed amendment. Id. at 2. Relators resubmitted a revised version of the petition to the Attorney General on January 16, 2024. Compl. Exs. 10</w:t>
-      </w:r>
-      <w:r>
-        <w:noBreakHyphen/>
-      </w:r>
-      <w:r>
-        <w:t xml:space="preserve">11. Relators changed the title of this resubmitted petition to “Ohio Voters Bill of Rights.” Compl. Exs. 10</w:t>
-      </w:r>
-      <w:r>
-        <w:noBreakHyphen/>
-      </w:r>
-      <w:r>
-        <w:t xml:space="preserve">11.</w:t>
+        <w:t xml:space="preserve">On December 19, 2023, Relators submitted to the Attorney General a statewide initiative petition that included the text and summary of a proposed constitutional amendment entitled “Secure And Fair Elections.” Compl. Exs. 7-⁠8. Later that month, the Attorney General declined to certify the summary as fair and truthful, citing multiple omissions and misstatements. Compl. Ex. 9. In that letter, the Attorney General explained the misleading aspects of the term “Secure And Fair Elections” to summarize the proposed amendment. Id. at 2. Relators resubmitted a revised version of the petition to the Attorney General on January 16, 2024. Compl. Exs. 10-⁠11. Relators changed the title of this resubmitted petition to “Ohio Voters Bill of Rights.” Compl. Exs. 10-⁠11.</w:t>
       </w:r>
     </w:p>
     <w:p>
@@ -2354,13 +2314,7 @@
         <w:pStyle w:val="BodyText"/>
       </w:pPr>
       <w:r>
-        <w:t xml:space="preserve">On January 25, 2024, the Attorney General rejected this second submission. The Attorney General determined that “the title ‘Ohio Voters Bill of Rights’ does not fairly or truthfully summarize or describe the actual content of the proposed amendment,” nor does it “fairly or truthfully summarize the common understanding of a ‘Bill of Rights.’” Compl. Ex. 12 at 2. While the Attorney General noted that the Office “has not always rigorously evaluated whether the title fairly or truthfully summarized a given proposed amendment,” recent authority from the Supreme Court of Ohio has “confirmed that the title for a ballot initiative is material to voters.” Id. at 1, citing State ex rel. Hildreth v. Larose, 2023-Ohio</w:t>
-      </w:r>
-      <w:r>
-        <w:noBreakHyphen/>
-      </w:r>
-      <w:r>
-        <w:t xml:space="preserve">3667, ¶ 17. The Attorney General concluded that “in our time of heightened polarization and partisanship, whether the title of a proposed amendment fairly or truthfully summarizes the proposal takes on even greater importance to voters asked to sign a petition.” Id. at 2. “At least on the formal ballot, the language should be as neutral as possible. This office will take a skeptical view of such efforts in its reviews, regardless of which political tribe may be offering its proposal to the sovereign people.” Id. (emphases omitted).</w:t>
+        <w:t xml:space="preserve">On January 25, 2024, the Attorney General rejected this second submission. The Attorney General determined that “the title ‘Ohio Voters Bill of Rights’ does not fairly or truthfully summarize or describe the actual content of the proposed amendment,” nor does it “fairly or truthfully summarize the common understanding of a ‘Bill of Rights.’” Compl. Ex. 12 at 2. While the Attorney General noted that the Office “has not always rigorously evaluated whether the title fairly or truthfully summarized a given proposed amendment,” recent authority from the Supreme Court of Ohio has “confirmed that the title for a ballot initiative is material to voters.” Id. at 1, citing State ex rel. Hildreth v. Larose, 2023-Ohio-⁠3667, ¶ 17. The Attorney General concluded that “in our time of heightened polarization and partisanship, whether the title of a proposed amendment fairly or truthfully summarizes the proposal takes on even greater importance to voters asked to sign a petition.” Id. at 2. “At least on the formal ballot, the language should be as neutral as possible. This office will take a skeptical view of such efforts in its reviews, regardless of which political tribe may be offering its proposal to the sovereign people.” Id. (emphases omitted).</w:t>
       </w:r>
     </w:p>
     <w:p>
@@ -2514,19 +2468,7 @@
         <w:pStyle w:val="BodyText"/>
       </w:pPr>
       <w:r>
-        <w:t xml:space="preserve">A motion to dismiss under Civ.R. 12(B)⁠(6) for failure to state a claim upon which relief can be granted challenges the sufficiency of the complaint itself, not any evidence outside of the complaint. Volbers-Klarich v. Middletown Mgmt., Inc., 125 Ohio St.3d. 494, 2010-Ohio</w:t>
-      </w:r>
-      <w:r>
-        <w:noBreakHyphen/>
-      </w:r>
-      <w:r>
-        <w:t xml:space="preserve">2057, 929 N.E.2d 434, ¶ 11. When considering a Civ.R. 12(B)⁠(6) motion, courts accept the factual allegations of the complaint as true and make all reasonable inferences in favor of the nonmoving party. Mitchell v. Lawson Milk Co., 40 Ohio St.3d 190, 192, 532 N.E.2d 753 (1988). However, conclusory allegations are insufficient to withstand a motion to dismiss. Id. at 193. This Court grants motions to dismiss where a mandamus complaint is legally insufficient to establish that the relator is entitled to mandamus relief on the facts alleged. See, e.g., State ex rel. Evans v. Tieman, 157 Ohio St. 3d 99, 2019-Ohio</w:t>
-      </w:r>
-      <w:r>
-        <w:noBreakHyphen/>
-      </w:r>
-      <w:r>
-        <w:t xml:space="preserve">2411, 131 N.E.3d 930, ¶ 11.</w:t>
+        <w:t xml:space="preserve">A motion to dismiss under Civ.R. 12(B)⁠(6) for failure to state a claim upon which relief can be granted challenges the sufficiency of the complaint itself, not any evidence outside of the complaint. Volbers-Klarich v. Middletown Mgmt., Inc., 125 Ohio St.3d. 494, 2010-Ohio-⁠2057, 929 N.E.2d 434, ¶ 11. When considering a Civ.R. 12(B)⁠(6) motion, courts accept the factual allegations of the complaint as true and make all reasonable inferences in favor of the nonmoving party. Mitchell v. Lawson Milk Co., 40 Ohio St.3d 190, 192, 532 N.E.2d 753 (1988). However, conclusory allegations are insufficient to withstand a motion to dismiss. Id. at 193. This Court grants motions to dismiss where a mandamus complaint is legally insufficient to establish that the relator is entitled to mandamus relief on the facts alleged. See, e.g., State ex rel. Evans v. Tieman, 157 Ohio St. 3d 99, 2019-Ohio-⁠2411, 131 N.E.3d 930, ¶ 11.</w:t>
       </w:r>
     </w:p>
     <w:p>
@@ -2620,31 +2562,7 @@
         <w:pStyle w:val="BodyText"/>
       </w:pPr>
       <w:r>
-        <w:t xml:space="preserve">Mandamus is one of the “extraordinary remedies, to be issued with great caution and discretion and only when the way is clear.” State ex rel. Williams v. Brown, 52 Ohio St.2d 13, 15, 368 N.E.2d 838 (1977). To be entitled to a writ of mandamus, relators generally must establish “(1) a clear legal right to the requested relief, (2) a clear legal duty on the [respondent’s] part to provide it, and (3) the lack of an adequate remedy in the ordinary course of the law.” State ex rel. DeBlase v. Ohio Ballot Board, 2023-Ohio</w:t>
-      </w:r>
-      <w:r>
-        <w:noBreakHyphen/>
-      </w:r>
-      <w:r>
-        <w:t xml:space="preserve">1823, ¶ 15, citing State ex. rel. Husted v. Brunner, 123 Ohio St.3d 119, 2009-Ohio</w:t>
-      </w:r>
-      <w:r>
-        <w:noBreakHyphen/>
-      </w:r>
-      <w:r>
-        <w:t xml:space="preserve">4805, 914 N.E.2d 397, ¶ 11. In mandamus actions challenging decisions of the Ohio Ballot Board or the Secretary of State under R.C. 3519.01, “the standard is whether they engaged in fraud, corruption, or abuse of discretion, or acted in clear disregard of applicable legal provisions.” State ex rel. Ohioans for Secure &amp; Fair Elections v. LaRose, 159 Ohio St.3d 568, 2020-Ohio</w:t>
-      </w:r>
-      <w:r>
-        <w:noBreakHyphen/>
-      </w:r>
-      <w:r>
-        <w:t xml:space="preserve">1459, 152 N.E.3d 267, ¶ 14; see also DeBlase at ¶ 15; State ex rel. Ohio Liberty Council v. Brunner, 125 Ohio St.3d 315, 2010-Ohio</w:t>
-      </w:r>
-      <w:r>
-        <w:noBreakHyphen/>
-      </w:r>
-      <w:r>
-        <w:t xml:space="preserve">1845, 928 N.E.2d 410, ¶ 30. The abuse-of-discretion standard applies equally to the Attorney General’s fair-and-truthful determination under the same statute.</w:t>
+        <w:t xml:space="preserve">Mandamus is one of the “extraordinary remedies, to be issued with great caution and discretion and only when the way is clear.” State ex rel. Williams v. Brown, 52 Ohio St.2d 13, 15, 368 N.E.2d 838 (1977). To be entitled to a writ of mandamus, relators generally must establish “(1) a clear legal right to the requested relief, (2) a clear legal duty on the [respondent’s] part to provide it, and (3) the lack of an adequate remedy in the ordinary course of the law.” State ex rel. DeBlase v. Ohio Ballot Board, 2023-Ohio-⁠1823, ¶ 15, citing State ex. rel. Husted v. Brunner, 123 Ohio St.3d 119, 2009-Ohio-⁠4805, 914 N.E.2d 397, ¶ 11. In mandamus actions challenging decisions of the Ohio Ballot Board or the Secretary of State under R.C. 3519.01, “the standard is whether they engaged in fraud, corruption, or abuse of discretion, or acted in clear disregard of applicable legal provisions.” State ex rel. Ohioans for Secure &amp; Fair Elections v. LaRose, 159 Ohio St.3d 568, 2020-Ohio-⁠1459, 152 N.E.3d 267, ¶ 14; see also DeBlase at ¶ 15; State ex rel. Ohio Liberty Council v. Brunner, 125 Ohio St.3d 315, 2010-Ohio-⁠1845, 928 N.E.2d 410, ¶ 30. The abuse-of-discretion standard applies equally to the Attorney General’s fair-and-truthful determination under the same statute.</w:t>
       </w:r>
     </w:p>
     <w:p>
@@ -2652,19 +2570,7 @@
         <w:pStyle w:val="BodyText"/>
       </w:pPr>
       <w:r>
-        <w:t xml:space="preserve">Relators do not allege that the Attorney General engaged in fraud or corruption. See, e.g., Compl. ¶ 41 (alleging that the Attorney General abused his discretion and/​or acted contrary to law). Accordingly, his fair-and-truthful determination cannot be disturbed unless the Court determines that he abused his discretion or disregarded an applicable legal provision. “An abuse of discretion connotes an unreasonable, arbitrary, or unconscionable attitude.” DeBlase ¶ 27. If the record permits multiple conclusions on a fair-and-truthful review, mere disagreement with the Attorney General’s review is not sufficient for a writ to issue. Cf. State ex rel. Portage Lakes Educ. Ass’n v. State Empl. Rels. Bd., 95 Ohio St.3d 533, 2002-Ohio</w:t>
-      </w:r>
-      <w:r>
-        <w:noBreakHyphen/>
-      </w:r>
-      <w:r>
-        <w:t xml:space="preserve">2839, 769 N.E.2d 853, ¶ 41 (“[W]e will not substitute our judgment for that of a board of elections if there is conflicting evidence on an issue.”). Indeed, the Attorney General does not abuse his discretion so long as some evidence supports his fair-and-truthful determination. Cf. State ex rel. Schaengold v. Ohio Pub. Emples. Ret. Sys., 114 Ohio St.3d 147, 2007-Ohio</w:t>
-      </w:r>
-      <w:r>
-        <w:noBreakHyphen/>
-      </w:r>
-      <w:r>
-        <w:t xml:space="preserve">3760, 870 N.E.2d 719, ¶ 19.</w:t>
+        <w:t xml:space="preserve">Relators do not allege that the Attorney General engaged in fraud or corruption. See, e.g., Compl. ¶ 41 (alleging that the Attorney General abused his discretion and/​or acted contrary to law). Accordingly, his fair-and-truthful determination cannot be disturbed unless the Court determines that he abused his discretion or disregarded an applicable legal provision. “An abuse of discretion connotes an unreasonable, arbitrary, or unconscionable attitude.” DeBlase ¶ 27. If the record permits multiple conclusions on a fair-and-truthful review, mere disagreement with the Attorney General’s review is not sufficient for a writ to issue. Cf. State ex rel. Portage Lakes Educ. Ass’n v. State Empl. Rels. Bd., 95 Ohio St.3d 533, 2002-Ohio-⁠2839, 769 N.E.2d 853, ¶ 41 (“[W]e will not substitute our judgment for that of a board of elections if there is conflicting evidence on an issue.”). Indeed, the Attorney General does not abuse his discretion so long as some evidence supports his fair-and-truthful determination. Cf. State ex rel. Schaengold v. Ohio Pub. Emples. Ret. Sys., 114 Ohio St.3d 147, 2007-Ohio-⁠3760, 870 N.E.2d 719, ¶ 19.</w:t>
       </w:r>
     </w:p>
     <w:p>
@@ -3702,13 +3608,7 @@
         <w:pStyle w:val="BodyText"/>
       </w:pPr>
       <w:r>
-        <w:t xml:space="preserve">Stewart v. Vivian, 151 Ohio St. 3d 574, 2017-Ohio</w:t>
-      </w:r>
-      <w:r>
-        <w:noBreakHyphen/>
-      </w:r>
-      <w:r>
-        <w:t xml:space="preserve">7526, 91 N.E.3d 716, ¶ 26. Merriam-Webster’s defines “summary” as “an abstract, abridgment, or compendium.” Merriam-Webster’s Collegiate Dictionary 1250 (2003). Relatedly, an “abstract” is “something that summarizes or concentrates the essentials of a larger thing or several things.” Id. at 5. These commonsense definitions underscore that the title of a proposed constitutional amendment is part of the summary—indeed, the most important part—as the title “concentrates the essentials” of the proposed amendment in the most prominent and immediately accessible fashion. Id.</w:t>
+        <w:t xml:space="preserve">Stewart v. Vivian, 151 Ohio St. 3d 574, 2017-Ohio-⁠7526, 91 N.E.3d 716, ¶ 26. Merriam-Webster’s defines “summary” as “an abstract, abridgment, or compendium.” Merriam-Webster’s Collegiate Dictionary 1250 (2003). Relatedly, an “abstract” is “something that summarizes or concentrates the essentials of a larger thing or several things.” Id. at 5. These commonsense definitions underscore that the title of a proposed constitutional amendment is part of the summary—indeed, the most important part—as the title “concentrates the essentials” of the proposed amendment in the most prominent and immediately accessible fashion. Id.</w:t>
       </w:r>
     </w:p>
     <w:p>
@@ -3724,13 +3624,7 @@
         <w:pStyle w:val="BodyText"/>
       </w:pPr>
       <w:r>
-        <w:t xml:space="preserve">Whether the title is part of R.C. 3519.01(A)’s summary is an issue of first impression for this Court. But this Court’s case law (old and new) confirms that summary includes title in R.C. 3519.01(A). This Court has defined “summary” relative to an initiated petition as “a short, concise summing up,” which properly advises potential signers of a proposed measure’s “character and ⁠. ⁠. ⁠. purport.” State ex rel. Hubbell v. Bettman, 124 Ohio St. 24, 27</w:t>
-      </w:r>
-      <w:r>
-        <w:noBreakHyphen/>
-      </w:r>
-      <w:r>
-        <w:t xml:space="preserve">28, 176 N.E. 664 (1931). The title is arguably the most important part of the summary because it most clearly “advise[s] those who are asked to either sign the petition or to support the amendment at the polls of the character and of purport of the amendments without the necessity of perusing them at length.” See id.</w:t>
+        <w:t xml:space="preserve">Whether the title is part of R.C. 3519.01(A)’s summary is an issue of first impression for this Court. But this Court’s case law (old and new) confirms that summary includes title in R.C. 3519.01(A). This Court has defined “summary” relative to an initiated petition as “a short, concise summing up,” which properly advises potential signers of a proposed measure’s “character and ⁠. ⁠. ⁠. purport.” State ex rel. Hubbell v. Bettman, 124 Ohio St. 24, 27-⁠28, 176 N.E. 664 (1931). The title is arguably the most important part of the summary because it most clearly “advise[s] those who are asked to either sign the petition or to support the amendment at the polls of the character and of purport of the amendments without the necessity of perusing them at length.” See id.</w:t>
       </w:r>
     </w:p>
     <w:p>
@@ -3738,13 +3632,7 @@
         <w:pStyle w:val="BodyTextNote"/>
       </w:pPr>
       <w:r>
-        <w:t xml:space="preserve">Recent authority from the Court confirms the same. “A title ‘provides notice of the proposal to signers of an initiative petition. More so than the text, the title immediately alerts signers to the nature of the proposed legislation.’” Hildreth, 2023-Ohio</w:t>
-      </w:r>
-      <w:r>
-        <w:noBreakHyphen/>
-      </w:r>
-      <w:r>
-        <w:t xml:space="preserve">3667, at ¶ 17, quoting State ex rel. Esch v. Lake Cty. Bd. of Elections, 61 Ohio St.3d 595, 597, 575 N.E.2d 835 (1991) (considering a petition for a proposed ordinance). Thus, “[t]here is no question that the title of a proposed ordinance is material to a petition.”</w:t>
+        <w:t xml:space="preserve">Recent authority from the Court confirms the same. “A title ‘provides notice of the proposal to signers of an initiative petition. More so than the text, the title immediately alerts signers to the nature of the proposed legislation.’” Hildreth, 2023-Ohio-⁠3667, at ¶ 17, quoting State ex rel. Esch v. Lake Cty. Bd. of Elections, 61 Ohio St.3d 595, 597, 575 N.E.2d 835 (1991) (considering a petition for a proposed ordinance). Thus, “[t]here is no question that the title of a proposed ordinance is material to a petition.”</w:t>
       </w:r>
       <w:r>
         <w:rPr>
@@ -3764,19 +3652,7 @@
         <w:pStyle w:val="BodyTextNote"/>
       </w:pPr>
       <w:r>
-        <w:t xml:space="preserve">Here, the Attorney General remained well within his statutory authority under R.C. 3519.01(A). Relators’ submission included the requisite components: (1) the text of the proposed constitutional amendment, Compl. Ex. 11 at 8</w:t>
-      </w:r>
-      <w:r>
-        <w:noBreakHyphen/>
-      </w:r>
-      <w:r>
-        <w:t xml:space="preserve">14; and (2) a summary of the amendment, id. at 1</w:t>
-      </w:r>
-      <w:r>
-        <w:noBreakHyphen/>
-      </w:r>
-      <w:r>
-        <w:t xml:space="preserve">6. The Attorney General did not—and Relators do not allege otherwise—pass on the truthfulness of the proposed constitutional amendment. Rather, he judged that the summary, which included the title “Ohio Voters Bill of Rights,” was misleading.</w:t>
+        <w:t xml:space="preserve">Here, the Attorney General remained well within his statutory authority under R.C. 3519.01(A). Relators’ submission included the requisite components: (1) the text of the proposed constitutional amendment, Compl. Ex. 11 at 8-⁠14; and (2) a summary of the amendment, id. at 1-⁠6. The Attorney General did not—and Relators do not allege otherwise—pass on the truthfulness of the proposed constitutional amendment. Rather, he judged that the summary, which included the title “Ohio Voters Bill of Rights,” was misleading.</w:t>
       </w:r>
       <w:r>
         <w:rPr>
@@ -4210,13 +4086,7 @@
         <w:pStyle w:val="BodyText"/>
       </w:pPr>
       <w:r>
-        <w:t xml:space="preserve">Relators’ “plain-text theory” does not hold water. Relators contend, not that R.C. 3519.01(A) is ambiguous, but rather that the plain text unambiguously supports their theory that a proposed title is unreviewable. Compl. ¶ 30. But this plain-text theory is not actually a plain-text argument based on the governing statute—R.C. 3519.01(A). Instead, Relators’ “plain text” is a separate statute—R.C. 3519.05. See, e.g., Compl. ¶ 16 (“Section 3519.05 of the Ohio Revised Code establishes that the title and summary are separate statutory requirements.”). That focus has no place in an argument that R.C. 3519.01(A) is unambiguous. If the governing statute is unambiguous, this Court does not look beyond the governing statute itself. See, e.g., Symmes Twp. Bd. of Trs. v. Smyth, 87 Ohio St.3d 549, 553, 721 N.E.2d 1057 (2000) (Emphasis added.) (“When the language of a statute is plain and unambiguous and conveys a clear and definite meaning, there is no need for this court to apply the rules of statutory interpretation.”). Only when the Court determines that the statute is ambiguous does the Court consider “laws upon the same or similar subjects.” Id. at 554; see also Jacobson v. Kaforey, 149 Ohio St.3d 398, 2016-Ohio</w:t>
-      </w:r>
-      <w:r>
-        <w:noBreakHyphen/>
-      </w:r>
-      <w:r>
-        <w:t xml:space="preserve">8434, 75 N.E.3d 203, ¶ 9, quoting Black-Clawson Co. v. Evatt, 139 Ohio St. 100, 104, 38 N.E.2d 403 (1941) (in determining whether a statute is unambiguous, the Court “focus[es] on everything within ‘the four corners of the enactment’”).</w:t>
+        <w:t xml:space="preserve">Relators’ “plain-text theory” does not hold water. Relators contend, not that R.C. 3519.01(A) is ambiguous, but rather that the plain text unambiguously supports their theory that a proposed title is unreviewable. Compl. ¶ 30. But this plain-text theory is not actually a plain-text argument based on the governing statute—R.C. 3519.01(A). Instead, Relators’ “plain text” is a separate statute—R.C. 3519.05. See, e.g., Compl. ¶ 16 (“Section 3519.05 of the Ohio Revised Code establishes that the title and summary are separate statutory requirements.”). That focus has no place in an argument that R.C. 3519.01(A) is unambiguous. If the governing statute is unambiguous, this Court does not look beyond the governing statute itself. See, e.g., Symmes Twp. Bd. of Trs. v. Smyth, 87 Ohio St.3d 549, 553, 721 N.E.2d 1057 (2000) (Emphasis added.) (“When the language of a statute is plain and unambiguous and conveys a clear and definite meaning, there is no need for this court to apply the rules of statutory interpretation.”). Only when the Court determines that the statute is ambiguous does the Court consider “laws upon the same or similar subjects.” Id. at 554; see also Jacobson v. Kaforey, 149 Ohio St.3d 398, 2016-Ohio-⁠8434, 75 N.E.3d 203, ¶ 9, quoting Black-Clawson Co. v. Evatt, 139 Ohio St. 100, 104, 38 N.E.2d 403 (1941) (in determining whether a statute is unambiguous, the Court “focus[es] on everything within ‘the four corners of the enactment’”).</w:t>
       </w:r>
     </w:p>
     <w:p>
@@ -4264,13 +4134,7 @@
         <w:pStyle w:val="BodyText"/>
       </w:pPr>
       <w:r>
-        <w:t xml:space="preserve">As discussed above, this Court should not use R.C. 3519.05 to interpret R.C. 3519.01(A) because R.C. 3519.01(A) is unambiguous. But even if the Court determines that R.C. 3519.01(A) is ambiguous, every tool of statutory interpretation establishes that the Attorney General may review a title to determine whether it is fair and truthful. “[I]nquiry into legislative intent, legislative history, public policy, the consequences of an interpretation, or any other factors identified in R.C. 1.49” is therefore appropriate. See Vivian, 2017-Ohio</w:t>
-      </w:r>
-      <w:r>
-        <w:noBreakHyphen/>
-      </w:r>
-      <w:r>
-        <w:t xml:space="preserve">7526, at ¶ 30; see also Symmes Twp. Bd. of Trs.,87 Ohio St. 3d at 553. Among other things, this Court may consider the “object sought to be attained” or the “consequences of a particular construction.” R.C. 1.49.</w:t>
+        <w:t xml:space="preserve">As discussed above, this Court should not use R.C. 3519.05 to interpret R.C. 3519.01(A) because R.C. 3519.01(A) is unambiguous. But even if the Court determines that R.C. 3519.01(A) is ambiguous, every tool of statutory interpretation establishes that the Attorney General may review a title to determine whether it is fair and truthful. “[I]nquiry into legislative intent, legislative history, public policy, the consequences of an interpretation, or any other factors identified in R.C. 1.49” is therefore appropriate. See Vivian, 2017-Ohio-⁠7526, at ¶ 30; see also Symmes Twp. Bd. of Trs.,87 Ohio St. 3d at 553. Among other things, this Court may consider the “object sought to be attained” or the “consequences of a particular construction.” R.C. 1.49.</w:t>
       </w:r>
     </w:p>
     <w:p>
@@ -4294,13 +4158,7 @@
         <w:pStyle w:val="BodyText"/>
       </w:pPr>
       <w:r>
-        <w:t xml:space="preserve">The purpose of the Attorney General’s certification authority is to ensure that proponents provide “a fair and truthful statement of the proposed law or constitutional amendment.” R.C. 3519.01(A). As with the title of a proposed ordinance, the title of a proposed constitutional amendment “‘provides notice of the proposal to signers of an initiative petition.’” Hildreth, 2023-Ohio</w:t>
-      </w:r>
-      <w:r>
-        <w:noBreakHyphen/>
-      </w:r>
-      <w:r>
-        <w:t xml:space="preserve">3667, ¶ 17, quoting Esch, 61 Ohio St.3d at 597. And “‘[m]ore so than the text, the title immediately alerts signers to the nature of the proposed legislation.’” Id., quoting Esch, 61 Ohio St.3d at 597.</w:t>
+        <w:t xml:space="preserve">The purpose of the Attorney General’s certification authority is to ensure that proponents provide “a fair and truthful statement of the proposed law or constitutional amendment.” R.C. 3519.01(A). As with the title of a proposed ordinance, the title of a proposed constitutional amendment “‘provides notice of the proposal to signers of an initiative petition.’” Hildreth, 2023-Ohio-⁠3667, ¶ 17, quoting Esch, 61 Ohio St.3d at 597. And “‘[m]ore so than the text, the title immediately alerts signers to the nature of the proposed legislation.’” Id., quoting Esch, 61 Ohio St.3d at 597.</w:t>
       </w:r>
     </w:p>
     <w:p>
@@ -4358,13 +4216,7 @@
         <w:pStyle w:val="BodyTextNote"/>
       </w:pPr>
       <w:r>
-        <w:t xml:space="preserve">Under Relators’ statutory interpretation, proponents trying to garner as much support as possible could submit highly misleading titles like, “All Ohioans to receive a million dollars if amendment passes,” or “This amendment will ensure that Ohio continues to have NFL football teams.” Under Relators’ theory, the Attorney General would lack the statutory authority to reject any of these titles as not fair and truthful. This statutory reading is absurd—and would have damaging consequences on the electorate. It should be rejected for those reasons alone. “R.C. 1.47(C) establishes a presumption that in enacting a statute, ‘[a] just and reasonable result is intended.’” State v. White, 142 Ohio St.3d 277, 2015-Ohio</w:t>
-      </w:r>
-      <w:r>
-        <w:noBreakHyphen/>
-      </w:r>
-      <w:r>
-        <w:t xml:space="preserve">492, 29 N.E.3d 939, ¶ 29, quoting R.C. 1.47(C). This Court has “therefore recognized that ‘statutes will be construed to avoid unreasonable or absurd consequences.’” Id., quoting State v. Wells, 91 Ohio St.3d 32, 34, 740 N.E.2d 1097 (2001).</w:t>
+        <w:t xml:space="preserve">Under Relators’ statutory interpretation, proponents trying to garner as much support as possible could submit highly misleading titles like, “All Ohioans to receive a million dollars if amendment passes,” or “This amendment will ensure that Ohio continues to have NFL football teams.” Under Relators’ theory, the Attorney General would lack the statutory authority to reject any of these titles as not fair and truthful. This statutory reading is absurd—and would have damaging consequences on the electorate. It should be rejected for those reasons alone. “R.C. 1.47(C) establishes a presumption that in enacting a statute, ‘[a] just and reasonable result is intended.’” State v. White, 142 Ohio St.3d 277, 2015-Ohio-⁠492, 29 N.E.3d 939, ¶ 29, quoting R.C. 1.47(C). This Court has “therefore recognized that ‘statutes will be construed to avoid unreasonable or absurd consequences.’” Id., quoting State v. Wells, 91 Ohio St.3d 32, 34, 740 N.E.2d 1097 (2001).</w:t>
       </w:r>
       <w:r>
         <w:rPr>
@@ -4378,13 +4230,7 @@
         <w:pStyle w:val="BodyText"/>
       </w:pPr>
       <w:r>
-        <w:t xml:space="preserve">Regardless of what one thinks of Relators’ current proposed title, the consequences of their statutory theory are far-reaching. The above examples of possible, highly misleading titles make initiatives submitted to voters, but to draft them. Becerra v. Superior Court, 19 Cal. App. 5th 967, 979, 228 Cal. Rptr.3d 327 (Cal. Ct. App. 2017). Even so, California courts still review to determine whether “the Attorney General’s work product is inaccurate, argumentative or misleading, or otherwise beyond the bounds of the extensive discretion reposed in that office in fashioning a title and summary.” Id. at 979</w:t>
-      </w:r>
-      <w:r>
-        <w:noBreakHyphen/>
-      </w:r>
-      <w:r>
-        <w:t xml:space="preserve">80. The “main purpose” of these requirements is “to avoid misleading the public with inaccurate information.” Id. at 975 (quotations omitted). And relevant to interpreting “summary” in R.C. 3519.01(A), California’s Elections Code “defines the circulating title and summary as a single document.” Id. at 976. In New York, regarding proposed amendments to the state constitution that are submitted to a statewide vote, the state board of elections—not the proponents of the new amendment—prepares “an abstract” of the amendment that includes the title. N.Y. Elec. Law § 4-⁠108(1)-⁠(2). Moreover, the State’s attorney general “shall advise in the preparation of such form of submission,” including the title. N.Y. Elec. Law § 4-⁠108(3). clear Relators’ misplaced focus on R.C. 3519.05. Each of the above titles is “</w:t>
+        <w:t xml:space="preserve">Regardless of what one thinks of Relators’ current proposed title, the consequences of their statutory theory are far-reaching. The above examples of possible, highly misleading titles make initiatives submitted to voters, but to draft them. Becerra v. Superior Court, 19 Cal. App. 5th 967, 979, 228 Cal. Rptr.3d 327 (Cal. Ct. App. 2017). Even so, California courts still review to determine whether “the Attorney General’s work product is inaccurate, argumentative or misleading, or otherwise beyond the bounds of the extensive discretion reposed in that office in fashioning a title and summary.” Id. at 979-⁠80. The “main purpose” of these requirements is “to avoid misleading the public with inaccurate information.” Id. at 975 (quotations omitted). And relevant to interpreting “summary” in R.C. 3519.01(A), California’s Elections Code “defines the circulating title and summary as a single document.” Id. at 976. In New York, regarding proposed amendments to the state constitution that are submitted to a statewide vote, the state board of elections—not the proponents of the new amendment—prepares “an abstract” of the amendment that includes the title. N.Y. Elec. Law § 4-⁠108(1)-⁠(2). Moreover, the State’s attorney general “shall advise in the preparation of such form of submission,” including the title. N.Y. Elec. Law § 4-⁠108(3). clear Relators’ misplaced focus on R.C. 3519.05. Each of the above titles is “</w:t>
       </w:r>
     </w:p>
     <w:p>
@@ -4408,13 +4254,7 @@
         <w:pStyle w:val="BodyText"/>
       </w:pPr>
       <w:r>
-        <w:t xml:space="preserve">Once again, based on any interpretive methodology—textualist, consequentialist, or anything in between—Relators cannot meet the exacting standards for mandamus relief. The Attorney General did not engage in “clear disregard of applicable legal provisions” in declining to certify Relators’ summary based on the title. Ohioans for Secure &amp; Fair Elections, 159 Ohio St.3d 568, at ¶ 14. Relators cannot demonstrate by clear and convincing evidence that the Attorney General has a clear legal duty to certify their summary or that they have a clear legal right to their requested relief. See Evans, 157 Ohio St. 3d 99, at ¶ 11; DeBlase,2023-Ohio</w:t>
-      </w:r>
-      <w:r>
-        <w:noBreakHyphen/>
-      </w:r>
-      <w:r>
-        <w:t xml:space="preserve">1823, at ¶ 15.</w:t>
+        <w:t xml:space="preserve">Once again, based on any interpretive methodology—textualist, consequentialist, or anything in between—Relators cannot meet the exacting standards for mandamus relief. The Attorney General did not engage in “clear disregard of applicable legal provisions” in declining to certify Relators’ summary based on the title. Ohioans for Secure &amp; Fair Elections, 159 Ohio St.3d 568, at ¶ 14. Relators cannot demonstrate by clear and convincing evidence that the Attorney General has a clear legal duty to certify their summary or that they have a clear legal right to their requested relief. See Evans, 157 Ohio St. 3d 99, at ¶ 11; DeBlase,2023-Ohio-⁠1823, at ¶ 15.</w:t>
       </w:r>
     </w:p>
     <w:p>
@@ -5136,37 +4976,7 @@
         <w:pStyle w:val="BodyText"/>
       </w:pPr>
       <w:r>
-        <w:t xml:space="preserve">The title “Ohio Voters Bill of Rights” leads voters to believe that the proposed amendment confers enforceable rights upon them. But the proposed amendment leaves crucial matters to the discretion of elections officials. For example, the proposed amendment gives elections officials the “discretion to place multiple secure drop boxes throughout their counties for the return of absentee ballots, and to designate multiple locations throughout their counties for early in person voting.” Proposed Amendment 1(D). This provision confers no “rights” upon voters. They do not have the right to demand multiple drop boxes in their county; indeed, they do not have the right to a drop box at all. See id; R.C. 3509.05(C)⁠(2)-(3) (allowing but not requiring boards of elections to place a “secure receptable outside the office of the board ⁠. ⁠. ⁠. for the purpose of receiving absent voter’s ballots”). This mismatch between the amendment’s title and contents is particularly misleading in the area of drop boxes. Three recent lawsuits tried—and failed—to create an enforceable right to multiple drop boxes. See Ne. Ohio Coal. for the Homeless v. LaRose, No. 1:23-cv</w:t>
-      </w:r>
-      <w:r>
-        <w:noBreakHyphen/>
-      </w:r>
-      <w:r>
-        <w:t xml:space="preserve">26, 2024 U.S. Dist. LEXIS 3262, at *41</w:t>
-      </w:r>
-      <w:r>
-        <w:noBreakHyphen/>
-      </w:r>
-      <w:r>
-        <w:t xml:space="preserve">43 (N.D. Ohio Jan. 8, 2024) (rejecting constitutional challenge to statute limiting counties to one drop box); A. Philip Randolph Inst. v. LaRose, 831 F. App’x 188, 190 (6th Cir. 2020) (staying injunction of directive limiting counties to one drop box); Ohio Democratic Party v. LaRose, 10th Dist. Franklin Nos. 20AP</w:t>
-      </w:r>
-      <w:r>
-        <w:noBreakHyphen/>
-      </w:r>
-      <w:r>
-        <w:t xml:space="preserve">432, 20AP</w:t>
-      </w:r>
-      <w:r>
-        <w:noBreakHyphen/>
-      </w:r>
-      <w:r>
-        <w:t xml:space="preserve">439, 2020-Ohio</w:t>
-      </w:r>
-      <w:r>
-        <w:noBreakHyphen/>
-      </w:r>
-      <w:r>
-        <w:t xml:space="preserve">4778, 159 N.E.3d 1241, ¶ 1 (reversing injunction of directive limiting counties to one drop box). The amendment’s title promises enforceable rights, but it fails to deliver any right to drop boxes at all. Accordingly, the Attorney General correctly concluded that the title was misleading.</w:t>
+        <w:t xml:space="preserve">The title “Ohio Voters Bill of Rights” leads voters to believe that the proposed amendment confers enforceable rights upon them. But the proposed amendment leaves crucial matters to the discretion of elections officials. For example, the proposed amendment gives elections officials the “discretion to place multiple secure drop boxes throughout their counties for the return of absentee ballots, and to designate multiple locations throughout their counties for early in person voting.” Proposed Amendment 1(D). This provision confers no “rights” upon voters. They do not have the right to demand multiple drop boxes in their county; indeed, they do not have the right to a drop box at all. See id; R.C. 3509.05(C)⁠(2)-(3) (allowing but not requiring boards of elections to place a “secure receptable outside the office of the board ⁠. ⁠. ⁠. for the purpose of receiving absent voter’s ballots”). This mismatch between the amendment’s title and contents is particularly misleading in the area of drop boxes. Three recent lawsuits tried—and failed—to create an enforceable right to multiple drop boxes. See Ne. Ohio Coal. for the Homeless v. LaRose, No. 1:23-cv-⁠26, 2024 U.S. Dist. LEXIS 3262, at *41-⁠43 (N.D. Ohio Jan. 8, 2024) (rejecting constitutional challenge to statute limiting counties to one drop box); A. Philip Randolph Inst. v. LaRose, 831 F. App’x 188, 190 (6th Cir. 2020) (staying injunction of directive limiting counties to one drop box); Ohio Democratic Party v. LaRose, 10th Dist. Franklin Nos. 20AP-⁠432, 20AP-⁠439, 2020-Ohio-⁠4778, 159 N.E.3d 1241, ¶ 1 (reversing injunction of directive limiting counties to one drop box). The amendment’s title promises enforceable rights, but it fails to deliver any right to drop boxes at all. Accordingly, the Attorney General correctly concluded that the title was misleading.</w:t>
       </w:r>
     </w:p>
     <w:p>
@@ -6028,13 +5838,7 @@
         <w:pStyle w:val="BodyText"/>
       </w:pPr>
       <w:r>
-        <w:t xml:space="preserve">The Attorney General does not dispute that portions of the proposed amendment could fit within a “Bill of Rights.” But that is not the standard that applies to his fair-and-truthful review under R.C. 3519.01(A). This Court has long held that “strict compliance is the default for election laws and that that standard is lowered only when the statutory provision at issue expressly states that it is.” State ex rel. Linnabery v. Husted, 138 Ohio St.3d 535, 2014-Ohio</w:t>
-      </w:r>
-      <w:r>
-        <w:noBreakHyphen/>
-      </w:r>
-      <w:r>
-        <w:t xml:space="preserve">1417, 8 N.E.3d 940, ¶ 40. R.C. 3519.01(A) requires the Attorney General to determine if “the summary is a fair and truthful statement of the proposed ⁠. ⁠. ⁠. constitutional amendment,” and if so, to certify it. The statute does not permit the Attorney General to certify partially fair and truthful summaries. Nor does the statute allow certification of summaries that describe portions of the constitutional amendment truthfully while misstating others. The statute requires the Attorney General to certify a summary when it is “a fair and truthful statement of the proposed ⁠. ⁠. ⁠. constitutional amendment.” R.C. 3519.01(A). As set forth above, the Attorney General correctly concluded that the summary misstated numerous provisions included in the proposed amendment. The fact that the summary fairly and truthfully stated other provisions in the proposed amendment is of no moment.</w:t>
+        <w:t xml:space="preserve">The Attorney General does not dispute that portions of the proposed amendment could fit within a “Bill of Rights.” But that is not the standard that applies to his fair-and-truthful review under R.C. 3519.01(A). This Court has long held that “strict compliance is the default for election laws and that that standard is lowered only when the statutory provision at issue expressly states that it is.” State ex rel. Linnabery v. Husted, 138 Ohio St.3d 535, 2014-Ohio-⁠1417, 8 N.E.3d 940, ¶ 40. R.C. 3519.01(A) requires the Attorney General to determine if “the summary is a fair and truthful statement of the proposed ⁠. ⁠. ⁠. constitutional amendment,” and if so, to certify it. The statute does not permit the Attorney General to certify partially fair and truthful summaries. Nor does the statute allow certification of summaries that describe portions of the constitutional amendment truthfully while misstating others. The statute requires the Attorney General to certify a summary when it is “a fair and truthful statement of the proposed ⁠. ⁠. ⁠. constitutional amendment.” R.C. 3519.01(A). As set forth above, the Attorney General correctly concluded that the summary misstated numerous provisions included in the proposed amendment. The fact that the summary fairly and truthfully stated other provisions in the proposed amendment is of no moment.</w:t>
       </w:r>
     </w:p>
     <w:p>
@@ -6566,11 +6370,7 @@
                     <w:t xml:space="preserve"> </w:t>
                   </w:r>
                   <w:r>
-                    <w:t xml:space="preserve">614</w:t>
-                    <w:noBreakHyphen/>
-                    <w:t xml:space="preserve">466</w:t>
-                    <w:noBreakHyphen/>
-                    <w:t xml:space="preserve">2872</w:t>
+                    <w:t xml:space="preserve">614-⁠466-⁠2872</w:t>
                   </w:r>
                   <w:r>
                     <w:t xml:space="preserve"> </w:t>
@@ -6588,11 +6388,7 @@
                     <w:t xml:space="preserve"> </w:t>
                   </w:r>
                   <w:r>
-                    <w:t xml:space="preserve">614</w:t>
-                    <w:noBreakHyphen/>
-                    <w:t xml:space="preserve">728</w:t>
-                    <w:noBreakHyphen/>
-                    <w:t xml:space="preserve">7592</w:t>
+                    <w:t xml:space="preserve">614-⁠728-⁠7592</w:t>
                   </w:r>
                 </w:p>
                 <w:p>
@@ -7336,11 +7132,7 @@
               <w:t xml:space="preserve"> </w:t>
             </w:r>
             <w:r>
-              <w:t xml:space="preserve">614</w:t>
-              <w:noBreakHyphen/>
-              <w:t xml:space="preserve">466</w:t>
-              <w:noBreakHyphen/>
-              <w:t xml:space="preserve">2872</w:t>
+              <w:t xml:space="preserve">614-⁠466-⁠2872</w:t>
             </w:r>
             <w:r>
               <w:t xml:space="preserve"> </w:t>
@@ -7358,11 +7150,7 @@
               <w:t xml:space="preserve"> </w:t>
             </w:r>
             <w:r>
-              <w:t xml:space="preserve">614</w:t>
-              <w:noBreakHyphen/>
-              <w:t xml:space="preserve">728</w:t>
-              <w:noBreakHyphen/>
-              <w:t xml:space="preserve">7592</w:t>
+              <w:t xml:space="preserve">614-⁠728-⁠7592</w:t>
             </w:r>
           </w:p>
           <w:p>
@@ -7566,19 +7354,7 @@
         <w:t xml:space="preserve"> </w:t>
       </w:r>
       <w:r>
-        <w:t xml:space="preserve">In addition, the Attorney General reasonably concluded that the title formed part of the summary because Relators included the title with the summary. Compl. Ex. 11 at 1. The title appears on the same page as the rest of the summary and pointedly does not recur on the proposed amendment’s text. Compare id. at 1</w:t>
-      </w:r>
-      <w:r>
-        <w:noBreakHyphen/>
-      </w:r>
-      <w:r>
-        <w:t xml:space="preserve">6 (summary), with id. at 8</w:t>
-      </w:r>
-      <w:r>
-        <w:noBreakHyphen/>
-      </w:r>
-      <w:r>
-        <w:t xml:space="preserve">14 (proposed amendment). Relators’ including the title with the summary and excluding it from the other components of their submission is an additional reason why the Attorney General reasonably concluded that the title formed part of the summary and reviewed it under R.C. 3519.01(A).</w:t>
+        <w:t xml:space="preserve">In addition, the Attorney General reasonably concluded that the title formed part of the summary because Relators included the title with the summary. Compl. Ex. 11 at 1. The title appears on the same page as the rest of the summary and pointedly does not recur on the proposed amendment’s text. Compare id. at 1-⁠6 (summary), with id. at 8-⁠14 (proposed amendment). Relators’ including the title with the summary and excluding it from the other components of their submission is an additional reason why the Attorney General reasonably concluded that the title formed part of the summary and reviewed it under R.C. 3519.01(A).</w:t>
       </w:r>
     </w:p>
   </w:footnote>
@@ -8378,7 +8154,7 @@
     <w:qFormat/>
     <w:pPr>
       <w:keepLines/>
-      <w:spacing w:before="0" w:after="120" w:line="276" w:lineRule="exact"/>
+      <w:spacing w:before="26" w:after="120" w:line="276" w:lineRule="exact"/>
     </w:pPr>
     <w:rPr>
       <w:sz w:val="24"/>
